--- a/docs/双轮自平衡机器人-毕业设计完整方案与答辩手册.docx
+++ b/docs/双轮自平衡机器人-毕业设计完整方案与答辩手册.docx
@@ -21521,7 +21521,7 @@
           <w:sz w:val="24"/>
           <w:szCs w:val="24"/>
         </w:rPr>
-        <w:t xml:space="preserve">协议设计原则与谐波项目一致：定界靠帧头、完整性靠 CRC、有序性靠 SEQ。遥测帧 100Hz（每 2 个控制拍发一帧），载荷 5 个 float（θ、θ̇、v、u、KF 零偏），27 字节/帧 → 净吞吐约 27kbps，921600bps 占用 3%，余量充足。上位机下发参数帧 TYPE=0x02（v_ref、Kp、Ki），供在线调参。</w:t>
+        <w:t xml:space="preserve">协议设计原则与工业遥测的通行做法一致：定界靠帧头、完整性靠 CRC、有序性靠 SEQ。遥测帧 100Hz（每 2 个控制拍发一帧），载荷 5 个 float（θ、θ̇、v、u、KF 零偏），27 字节/帧 → 净吞吐约 27kbps，921600bps 占用 3%，余量充足。上位机下发参数帧 TYPE=0x02（v_ref、Kp、Ki），供在线调参。</w:t>
       </w:r>
     </w:p>
     <w:p>
